--- a/target/file_with_formatting.docx
+++ b/target/file_with_formatting.docx
@@ -12,7 +12,7 @@
         <w:rPr>
           <w:rtl/>
         </w:rPr>
-        <w:t xml:space="preserve">هذه كلمة </w:t>
+        <w:t xml:space="preserve">هذه كلمة بخط </w:t>
       </w:r>
       <w:r>
         <w:rPr>
@@ -20,7 +20,7 @@
           <w:bCs/>
           <w:rtl/>
         </w:rPr>
-        <w:t>جريئة</w:t>
+        <w:t>عريض</w:t>
       </w:r>
       <w:r>
         <w:rPr>

--- a/target/file_with_formatting.docx
+++ b/target/file_with_formatting.docx
@@ -20,7 +20,7 @@
           <w:bCs/>
           <w:rtl/>
         </w:rPr>
-        <w:t>عريض</w:t>
+        <w:t>غامق</w:t>
       </w:r>
       <w:r>
         <w:rPr>

--- a/target/file_with_formatting.docx
+++ b/target/file_with_formatting.docx
@@ -12,7 +12,7 @@
         <w:rPr>
           <w:rtl/>
         </w:rPr>
-        <w:t xml:space="preserve">هذه كلمة بخط </w:t>
+        <w:t xml:space="preserve">هذه كلمة </w:t>
       </w:r>
       <w:r>
         <w:rPr>
@@ -20,7 +20,7 @@
           <w:bCs/>
           <w:rtl/>
         </w:rPr>
-        <w:t>غامق</w:t>
+        <w:t>جريئة</w:t>
       </w:r>
       <w:r>
         <w:rPr>

--- a/target/file_with_formatting.docx
+++ b/target/file_with_formatting.docx
@@ -12,7 +12,7 @@
         <w:rPr>
           <w:rtl/>
         </w:rPr>
-        <w:t xml:space="preserve">هذه كلمة </w:t>
+        <w:t xml:space="preserve">Жжжж жж ж </w:t>
       </w:r>
       <w:r>
         <w:rPr>
@@ -20,13 +20,13 @@
           <w:bCs/>
           <w:rtl/>
         </w:rPr>
-        <w:t>جريئة</w:t>
-      </w:r>
-      <w:r>
-        <w:rPr>
-          <w:rtl/>
-        </w:rPr>
-        <w:t>.</w:t>
+        <w:t>жжжжжж</w:t>
+      </w:r>
+      <w:r>
+        <w:rPr>
+          <w:rtl/>
+        </w:rPr>
+        <w:t xml:space="preserve"> жжжж.</w:t>
       </w:r>
     </w:p>
     <w:p>
@@ -46,7 +46,7 @@
         <w:rPr>
           <w:rtl/>
         </w:rPr>
-        <w:t xml:space="preserve">هذه أفضل جملة لي حتى الآن.</w:t>
+        <w:t xml:space="preserve">Жжжж жж жж жжжж жжжжжжжж жжж.</w:t>
       </w:r>
     </w:p>
     <w:sectPr>

--- a/target/file_with_formatting.docx
+++ b/target/file_with_formatting.docx
@@ -12,7 +12,7 @@
         <w:rPr>
           <w:rtl/>
         </w:rPr>
-        <w:t xml:space="preserve">Жжжж жж ж </w:t>
+        <w:t xml:space="preserve">هذه كلمة بخط </w:t>
       </w:r>
       <w:r>
         <w:rPr>
@@ -20,13 +20,13 @@
           <w:bCs/>
           <w:rtl/>
         </w:rPr>
-        <w:t>жжжжжж</w:t>
-      </w:r>
-      <w:r>
-        <w:rPr>
-          <w:rtl/>
-        </w:rPr>
-        <w:t xml:space="preserve"> жжжж.</w:t>
+        <w:t>عريض</w:t>
+      </w:r>
+      <w:r>
+        <w:rPr>
+          <w:rtl/>
+        </w:rPr>
+        <w:t>.</w:t>
       </w:r>
     </w:p>
     <w:p>
@@ -46,7 +46,7 @@
         <w:rPr>
           <w:rtl/>
         </w:rPr>
-        <w:t xml:space="preserve">Жжжж жж жж жжжж жжжжжжжж жжж.</w:t>
+        <w:t xml:space="preserve">هذه أفضل جملة لي حتى الآن.</w:t>
       </w:r>
     </w:p>
     <w:sectPr>

--- a/target/file_with_formatting.docx
+++ b/target/file_with_formatting.docx
@@ -12,7 +12,7 @@
         <w:rPr>
           <w:rtl/>
         </w:rPr>
-        <w:t xml:space="preserve">هذه كلمة بخط </w:t>
+        <w:t xml:space="preserve">Жжжж жж ж </w:t>
       </w:r>
       <w:r>
         <w:rPr>
@@ -20,13 +20,13 @@
           <w:bCs/>
           <w:rtl/>
         </w:rPr>
-        <w:t>عريض</w:t>
-      </w:r>
-      <w:r>
-        <w:rPr>
-          <w:rtl/>
-        </w:rPr>
-        <w:t>.</w:t>
+        <w:t>жжжжжж</w:t>
+      </w:r>
+      <w:r>
+        <w:rPr>
+          <w:rtl/>
+        </w:rPr>
+        <w:t xml:space="preserve"> жжжж.</w:t>
       </w:r>
     </w:p>
     <w:p>
@@ -46,7 +46,7 @@
         <w:rPr>
           <w:rtl/>
         </w:rPr>
-        <w:t xml:space="preserve">هذه أفضل جملة لي حتى الآن.</w:t>
+        <w:t xml:space="preserve">Жжжж жж жж жжжж жжжжжжжж жжж.</w:t>
       </w:r>
     </w:p>
     <w:sectPr>

--- a/target/file_with_formatting.docx
+++ b/target/file_with_formatting.docx
@@ -20,7 +20,7 @@
           <w:bCs/>
           <w:rtl/>
         </w:rPr>
-        <w:t>غامق</w:t>
+        <w:t>عريض</w:t>
       </w:r>
       <w:r>
         <w:rPr>
